--- a/electron/templates/blank.docx
+++ b/electron/templates/blank.docx
@@ -16,9 +16,9 @@
   <w:docDefaults>
     <w:rPrDefault>
       <w:rPr>
+        <w:rFonts w:ascii="Calibri" w:hAnsi="Calibri" w:cs="Calibri"/>
         <w:sz w:val="22"/>
         <w:szCs w:val="22"/>
-        <w:rFonts w:ascii="Calibri" w:hAnsi="Calibri" w:cs="Calibri"/>
       </w:rPr>
     </w:rPrDefault>
   </w:docDefaults>
